--- a/QS SQL/SQL Notes.docx
+++ b/QS SQL/SQL Notes.docx
@@ -133,10 +133,17 @@
             <w:vAlign w:val="center"/>
           </w:tcPr>
           <w:p>
+            <w:pPr>
+              <w:rPr>
+                <w:sz w:val="24"/>
+                <w:szCs w:val="32"/>
+              </w:rPr>
+            </w:pPr>
             <w:r>
               <w:rPr>
                 <w:b/>
-                <w:sz w:val="19"/>
+                <w:sz w:val="24"/>
+                <w:szCs w:val="32"/>
               </w:rPr>
               <w:t>Attribute</w:t>
             </w:r>
@@ -149,10 +156,17 @@
             <w:vAlign w:val="center"/>
           </w:tcPr>
           <w:p>
+            <w:pPr>
+              <w:rPr>
+                <w:sz w:val="24"/>
+                <w:szCs w:val="32"/>
+              </w:rPr>
+            </w:pPr>
             <w:r>
               <w:rPr>
                 <w:b/>
-                <w:sz w:val="19"/>
+                <w:sz w:val="24"/>
+                <w:szCs w:val="32"/>
               </w:rPr>
               <w:t>Value</w:t>
             </w:r>
@@ -169,9 +183,16 @@
             <w:vAlign w:val="center"/>
           </w:tcPr>
           <w:p>
+            <w:pPr>
+              <w:rPr>
+                <w:sz w:val="24"/>
+                <w:szCs w:val="32"/>
+              </w:rPr>
+            </w:pPr>
             <w:r>
               <w:rPr>
-                <w:sz w:val="19"/>
+                <w:sz w:val="24"/>
+                <w:szCs w:val="32"/>
               </w:rPr>
               <w:t>ID</w:t>
             </w:r>
@@ -183,9 +204,16 @@
             <w:vAlign w:val="center"/>
           </w:tcPr>
           <w:p>
+            <w:pPr>
+              <w:rPr>
+                <w:sz w:val="24"/>
+                <w:szCs w:val="32"/>
+              </w:rPr>
+            </w:pPr>
             <w:r>
               <w:rPr>
-                <w:sz w:val="19"/>
+                <w:sz w:val="24"/>
+                <w:szCs w:val="32"/>
               </w:rPr>
               <w:t>01</w:t>
             </w:r>
@@ -202,9 +230,16 @@
             <w:vAlign w:val="center"/>
           </w:tcPr>
           <w:p>
+            <w:pPr>
+              <w:rPr>
+                <w:sz w:val="24"/>
+                <w:szCs w:val="32"/>
+              </w:rPr>
+            </w:pPr>
             <w:r>
               <w:rPr>
-                <w:sz w:val="19"/>
+                <w:sz w:val="24"/>
+                <w:szCs w:val="32"/>
               </w:rPr>
               <w:t>Name</w:t>
             </w:r>
@@ -216,9 +251,16 @@
             <w:vAlign w:val="center"/>
           </w:tcPr>
           <w:p>
+            <w:pPr>
+              <w:rPr>
+                <w:sz w:val="24"/>
+                <w:szCs w:val="32"/>
+              </w:rPr>
+            </w:pPr>
             <w:r>
               <w:rPr>
-                <w:sz w:val="19"/>
+                <w:sz w:val="24"/>
+                <w:szCs w:val="32"/>
               </w:rPr>
               <w:t>Aakash</w:t>
             </w:r>
@@ -235,9 +277,16 @@
             <w:vAlign w:val="center"/>
           </w:tcPr>
           <w:p>
+            <w:pPr>
+              <w:rPr>
+                <w:sz w:val="24"/>
+                <w:szCs w:val="32"/>
+              </w:rPr>
+            </w:pPr>
             <w:r>
               <w:rPr>
-                <w:sz w:val="19"/>
+                <w:sz w:val="24"/>
+                <w:szCs w:val="32"/>
               </w:rPr>
               <w:t>Age</w:t>
             </w:r>
@@ -249,9 +298,16 @@
             <w:vAlign w:val="center"/>
           </w:tcPr>
           <w:p>
+            <w:pPr>
+              <w:rPr>
+                <w:sz w:val="24"/>
+                <w:szCs w:val="32"/>
+              </w:rPr>
+            </w:pPr>
             <w:r>
               <w:rPr>
-                <w:sz w:val="19"/>
+                <w:sz w:val="24"/>
+                <w:szCs w:val="32"/>
               </w:rPr>
               <w:t>21</w:t>
             </w:r>
@@ -268,9 +324,16 @@
             <w:vAlign w:val="center"/>
           </w:tcPr>
           <w:p>
+            <w:pPr>
+              <w:rPr>
+                <w:sz w:val="24"/>
+                <w:szCs w:val="32"/>
+              </w:rPr>
+            </w:pPr>
             <w:r>
               <w:rPr>
-                <w:sz w:val="19"/>
+                <w:sz w:val="24"/>
+                <w:szCs w:val="32"/>
               </w:rPr>
               <w:t>Address</w:t>
             </w:r>
@@ -282,9 +345,16 @@
             <w:vAlign w:val="center"/>
           </w:tcPr>
           <w:p>
+            <w:pPr>
+              <w:rPr>
+                <w:sz w:val="24"/>
+                <w:szCs w:val="32"/>
+              </w:rPr>
+            </w:pPr>
             <w:r>
               <w:rPr>
-                <w:sz w:val="19"/>
+                <w:sz w:val="24"/>
+                <w:szCs w:val="32"/>
               </w:rPr>
               <w:t>KNIT</w:t>
             </w:r>
@@ -301,9 +371,16 @@
             <w:vAlign w:val="center"/>
           </w:tcPr>
           <w:p>
+            <w:pPr>
+              <w:rPr>
+                <w:sz w:val="24"/>
+                <w:szCs w:val="32"/>
+              </w:rPr>
+            </w:pPr>
             <w:r>
               <w:rPr>
-                <w:sz w:val="19"/>
+                <w:sz w:val="24"/>
+                <w:szCs w:val="32"/>
               </w:rPr>
               <w:t>Gender</w:t>
             </w:r>
@@ -315,9 +392,16 @@
             <w:vAlign w:val="center"/>
           </w:tcPr>
           <w:p>
+            <w:pPr>
+              <w:rPr>
+                <w:sz w:val="24"/>
+                <w:szCs w:val="32"/>
+              </w:rPr>
+            </w:pPr>
             <w:r>
               <w:rPr>
-                <w:sz w:val="19"/>
+                <w:sz w:val="24"/>
+                <w:szCs w:val="32"/>
               </w:rPr>
               <w:t>Male</w:t>
             </w:r>
@@ -732,23 +816,30 @@
       <w:pPr>
         <w:rPr>
           <w:sz w:val="24"/>
+          <w:szCs w:val="24"/>
+        </w:rPr>
+      </w:pPr>
+      <w:r>
+        <w:rPr>
+          <w:b/>
+          <w:sz w:val="24"/>
           <w:szCs w:val="28"/>
         </w:rPr>
-      </w:pPr>
-      <w:r>
-        <w:rPr>
-          <w:b/>
+        <w:t xml:space="preserve">Table </w:t>
+      </w:r>
+      <w:r>
+        <w:rPr>
           <w:sz w:val="24"/>
           <w:szCs w:val="28"/>
         </w:rPr>
-        <w:t xml:space="preserve">Table </w:t>
-      </w:r>
-      <w:r>
-        <w:rPr>
-          <w:sz w:val="24"/>
-          <w:szCs w:val="28"/>
-        </w:rPr>
-        <w:t>is a logical structure used to organize data into rows and columns.</w:t>
+        <w:t>is a logical structure used to organize data into rows a</w:t>
+      </w:r>
+      <w:r>
+        <w:rPr>
+          <w:sz w:val="24"/>
+          <w:szCs w:val="24"/>
+        </w:rPr>
+        <w:t>nd columns.</w:t>
       </w:r>
     </w:p>
     <w:tbl>
@@ -774,10 +865,17 @@
             <w:vAlign w:val="center"/>
           </w:tcPr>
           <w:p>
+            <w:pPr>
+              <w:rPr>
+                <w:sz w:val="24"/>
+                <w:szCs w:val="24"/>
+              </w:rPr>
+            </w:pPr>
             <w:r>
               <w:rPr>
                 <w:b/>
-                <w:sz w:val="19"/>
+                <w:sz w:val="24"/>
+                <w:szCs w:val="24"/>
               </w:rPr>
               <w:t>ID</w:t>
             </w:r>
@@ -790,10 +888,17 @@
             <w:vAlign w:val="center"/>
           </w:tcPr>
           <w:p>
+            <w:pPr>
+              <w:rPr>
+                <w:sz w:val="24"/>
+                <w:szCs w:val="24"/>
+              </w:rPr>
+            </w:pPr>
             <w:r>
               <w:rPr>
                 <w:b/>
-                <w:sz w:val="19"/>
+                <w:sz w:val="24"/>
+                <w:szCs w:val="24"/>
               </w:rPr>
               <w:t>NAME</w:t>
             </w:r>
@@ -806,10 +911,17 @@
             <w:vAlign w:val="center"/>
           </w:tcPr>
           <w:p>
+            <w:pPr>
+              <w:rPr>
+                <w:sz w:val="24"/>
+                <w:szCs w:val="24"/>
+              </w:rPr>
+            </w:pPr>
             <w:r>
               <w:rPr>
                 <w:b/>
-                <w:sz w:val="19"/>
+                <w:sz w:val="24"/>
+                <w:szCs w:val="24"/>
               </w:rPr>
               <w:t>SCORE</w:t>
             </w:r>
@@ -826,9 +938,16 @@
             <w:vAlign w:val="center"/>
           </w:tcPr>
           <w:p>
+            <w:pPr>
+              <w:rPr>
+                <w:sz w:val="24"/>
+                <w:szCs w:val="24"/>
+              </w:rPr>
+            </w:pPr>
             <w:r>
               <w:rPr>
-                <w:sz w:val="19"/>
+                <w:sz w:val="24"/>
+                <w:szCs w:val="24"/>
               </w:rPr>
               <w:t>01</w:t>
             </w:r>
@@ -840,9 +959,16 @@
             <w:vAlign w:val="center"/>
           </w:tcPr>
           <w:p>
+            <w:pPr>
+              <w:rPr>
+                <w:sz w:val="24"/>
+                <w:szCs w:val="24"/>
+              </w:rPr>
+            </w:pPr>
             <w:r>
               <w:rPr>
-                <w:sz w:val="19"/>
+                <w:sz w:val="24"/>
+                <w:szCs w:val="24"/>
               </w:rPr>
               <w:t>SAM</w:t>
             </w:r>
@@ -854,9 +980,16 @@
             <w:vAlign w:val="center"/>
           </w:tcPr>
           <w:p>
+            <w:pPr>
+              <w:rPr>
+                <w:sz w:val="24"/>
+                <w:szCs w:val="24"/>
+              </w:rPr>
+            </w:pPr>
             <w:r>
               <w:rPr>
-                <w:sz w:val="19"/>
+                <w:sz w:val="24"/>
+                <w:szCs w:val="24"/>
               </w:rPr>
               <w:t>003</w:t>
             </w:r>
@@ -873,9 +1006,16 @@
             <w:vAlign w:val="center"/>
           </w:tcPr>
           <w:p>
+            <w:pPr>
+              <w:rPr>
+                <w:sz w:val="24"/>
+                <w:szCs w:val="24"/>
+              </w:rPr>
+            </w:pPr>
             <w:r>
               <w:rPr>
-                <w:sz w:val="19"/>
+                <w:sz w:val="24"/>
+                <w:szCs w:val="24"/>
               </w:rPr>
               <w:t>02</w:t>
             </w:r>
@@ -887,9 +1027,16 @@
             <w:vAlign w:val="center"/>
           </w:tcPr>
           <w:p>
+            <w:pPr>
+              <w:rPr>
+                <w:sz w:val="24"/>
+                <w:szCs w:val="24"/>
+              </w:rPr>
+            </w:pPr>
             <w:r>
               <w:rPr>
-                <w:sz w:val="19"/>
+                <w:sz w:val="24"/>
+                <w:szCs w:val="24"/>
               </w:rPr>
               <w:t>CAT</w:t>
             </w:r>
@@ -901,9 +1048,16 @@
             <w:vAlign w:val="center"/>
           </w:tcPr>
           <w:p>
+            <w:pPr>
+              <w:rPr>
+                <w:sz w:val="24"/>
+                <w:szCs w:val="24"/>
+              </w:rPr>
+            </w:pPr>
             <w:r>
               <w:rPr>
-                <w:sz w:val="19"/>
+                <w:sz w:val="24"/>
+                <w:szCs w:val="24"/>
               </w:rPr>
               <w:t>060</w:t>
             </w:r>
@@ -920,9 +1074,16 @@
             <w:vAlign w:val="center"/>
           </w:tcPr>
           <w:p>
+            <w:pPr>
+              <w:rPr>
+                <w:sz w:val="24"/>
+                <w:szCs w:val="24"/>
+              </w:rPr>
+            </w:pPr>
             <w:r>
               <w:rPr>
-                <w:sz w:val="19"/>
+                <w:sz w:val="24"/>
+                <w:szCs w:val="24"/>
               </w:rPr>
               <w:t>03</w:t>
             </w:r>
@@ -934,9 +1095,16 @@
             <w:vAlign w:val="center"/>
           </w:tcPr>
           <w:p>
+            <w:pPr>
+              <w:rPr>
+                <w:sz w:val="24"/>
+                <w:szCs w:val="24"/>
+              </w:rPr>
+            </w:pPr>
             <w:r>
               <w:rPr>
-                <w:sz w:val="19"/>
+                <w:sz w:val="24"/>
+                <w:szCs w:val="24"/>
               </w:rPr>
               <w:t>DOG</w:t>
             </w:r>
@@ -948,9 +1116,16 @@
             <w:vAlign w:val="center"/>
           </w:tcPr>
           <w:p>
+            <w:pPr>
+              <w:rPr>
+                <w:sz w:val="24"/>
+                <w:szCs w:val="24"/>
+              </w:rPr>
+            </w:pPr>
             <w:r>
               <w:rPr>
-                <w:sz w:val="19"/>
+                <w:sz w:val="24"/>
+                <w:szCs w:val="24"/>
               </w:rPr>
               <w:t>805</w:t>
             </w:r>
@@ -967,9 +1142,16 @@
             <w:vAlign w:val="center"/>
           </w:tcPr>
           <w:p>
+            <w:pPr>
+              <w:rPr>
+                <w:sz w:val="24"/>
+                <w:szCs w:val="32"/>
+              </w:rPr>
+            </w:pPr>
             <w:r>
               <w:rPr>
-                <w:sz w:val="19"/>
+                <w:sz w:val="24"/>
+                <w:szCs w:val="32"/>
               </w:rPr>
               <w:t>04</w:t>
             </w:r>
@@ -981,9 +1163,16 @@
             <w:vAlign w:val="center"/>
           </w:tcPr>
           <w:p>
+            <w:pPr>
+              <w:rPr>
+                <w:sz w:val="24"/>
+                <w:szCs w:val="32"/>
+              </w:rPr>
+            </w:pPr>
             <w:r>
               <w:rPr>
-                <w:sz w:val="19"/>
+                <w:sz w:val="24"/>
+                <w:szCs w:val="32"/>
               </w:rPr>
               <w:t>RAT</w:t>
             </w:r>
@@ -1831,7 +2020,6 @@
       <w:pPr>
         <w:pStyle w:val="SQLCode"/>
         <w:rPr>
-          <w:rFonts w:hint="eastAsia"/>
           <w:sz w:val="24"/>
           <w:szCs w:val="24"/>
         </w:rPr>
@@ -1971,7 +2159,6 @@
       <w:pPr>
         <w:pStyle w:val="SQLCode"/>
         <w:rPr>
-          <w:rFonts w:hint="eastAsia"/>
           <w:sz w:val="24"/>
           <w:szCs w:val="24"/>
         </w:rPr>
@@ -2027,7 +2214,6 @@
       <w:pPr>
         <w:pStyle w:val="SQLCode"/>
         <w:rPr>
-          <w:rFonts w:hint="eastAsia"/>
           <w:sz w:val="24"/>
           <w:szCs w:val="24"/>
         </w:rPr>
@@ -2152,10 +2338,17 @@
             <w:vAlign w:val="center"/>
           </w:tcPr>
           <w:p>
+            <w:pPr>
+              <w:rPr>
+                <w:sz w:val="24"/>
+                <w:szCs w:val="32"/>
+              </w:rPr>
+            </w:pPr>
             <w:r>
               <w:rPr>
                 <w:b/>
-                <w:sz w:val="19"/>
+                <w:sz w:val="24"/>
+                <w:szCs w:val="32"/>
               </w:rPr>
               <w:t>Definition</w:t>
             </w:r>
@@ -2168,10 +2361,17 @@
             <w:vAlign w:val="center"/>
           </w:tcPr>
           <w:p>
+            <w:pPr>
+              <w:rPr>
+                <w:sz w:val="24"/>
+                <w:szCs w:val="32"/>
+              </w:rPr>
+            </w:pPr>
             <w:r>
               <w:rPr>
                 <w:b/>
-                <w:sz w:val="19"/>
+                <w:sz w:val="24"/>
+                <w:szCs w:val="32"/>
               </w:rPr>
               <w:t>Meaning</w:t>
             </w:r>
@@ -2185,10 +2385,17 @@
             <w:vAlign w:val="center"/>
           </w:tcPr>
           <w:p>
+            <w:pPr>
+              <w:rPr>
+                <w:sz w:val="24"/>
+                <w:szCs w:val="32"/>
+              </w:rPr>
+            </w:pPr>
             <w:r>
               <w:rPr>
                 <w:b/>
-                <w:sz w:val="19"/>
+                <w:sz w:val="24"/>
+                <w:szCs w:val="32"/>
               </w:rPr>
               <w:t>Precision</w:t>
             </w:r>
@@ -2200,9 +2407,16 @@
             <w:vAlign w:val="center"/>
           </w:tcPr>
           <w:p>
+            <w:pPr>
+              <w:rPr>
+                <w:sz w:val="24"/>
+                <w:szCs w:val="32"/>
+              </w:rPr>
+            </w:pPr>
             <w:r>
               <w:rPr>
-                <w:sz w:val="19"/>
+                <w:sz w:val="24"/>
+                <w:szCs w:val="32"/>
               </w:rPr>
               <w:t>Total number of significant digits.</w:t>
             </w:r>
@@ -2216,10 +2430,17 @@
             <w:vAlign w:val="center"/>
           </w:tcPr>
           <w:p>
+            <w:pPr>
+              <w:rPr>
+                <w:sz w:val="24"/>
+                <w:szCs w:val="32"/>
+              </w:rPr>
+            </w:pPr>
             <w:r>
               <w:rPr>
                 <w:b/>
-                <w:sz w:val="19"/>
+                <w:sz w:val="24"/>
+                <w:szCs w:val="32"/>
               </w:rPr>
               <w:t>Scale</w:t>
             </w:r>
@@ -2231,9 +2452,16 @@
             <w:vAlign w:val="center"/>
           </w:tcPr>
           <w:p>
+            <w:pPr>
+              <w:rPr>
+                <w:sz w:val="24"/>
+                <w:szCs w:val="32"/>
+              </w:rPr>
+            </w:pPr>
             <w:r>
               <w:rPr>
-                <w:sz w:val="19"/>
+                <w:sz w:val="24"/>
+                <w:szCs w:val="32"/>
               </w:rPr>
               <w:t>Number of digits to the right of the decimal point.</w:t>
             </w:r>
@@ -2335,7 +2563,6 @@
       <w:pPr>
         <w:pStyle w:val="SQLCode"/>
         <w:rPr>
-          <w:rFonts w:hint="eastAsia"/>
           <w:sz w:val="24"/>
           <w:szCs w:val="24"/>
         </w:rPr>
@@ -2442,7 +2669,6 @@
       <w:pPr>
         <w:pStyle w:val="SQLCode"/>
         <w:rPr>
-          <w:rFonts w:hint="eastAsia"/>
           <w:sz w:val="24"/>
           <w:szCs w:val="24"/>
         </w:rPr>
@@ -2498,7 +2724,6 @@
       <w:pPr>
         <w:pStyle w:val="SQLCode"/>
         <w:rPr>
-          <w:rFonts w:hint="eastAsia"/>
           <w:sz w:val="24"/>
           <w:szCs w:val="24"/>
         </w:rPr>
@@ -2652,9 +2877,16 @@
             <w:vAlign w:val="center"/>
           </w:tcPr>
           <w:p>
+            <w:pPr>
+              <w:rPr>
+                <w:sz w:val="24"/>
+                <w:szCs w:val="32"/>
+              </w:rPr>
+            </w:pPr>
             <w:r>
               <w:rPr>
-                <w:sz w:val="19"/>
+                <w:sz w:val="24"/>
+                <w:szCs w:val="32"/>
               </w:rPr>
               <w:t>UNIQUE</w:t>
             </w:r>
@@ -2666,9 +2898,16 @@
             <w:vAlign w:val="center"/>
           </w:tcPr>
           <w:p>
+            <w:pPr>
+              <w:rPr>
+                <w:sz w:val="24"/>
+                <w:szCs w:val="32"/>
+              </w:rPr>
+            </w:pPr>
             <w:r>
               <w:rPr>
-                <w:sz w:val="19"/>
+                <w:sz w:val="24"/>
+                <w:szCs w:val="32"/>
               </w:rPr>
               <w:t>Prevents duplicate values in a constrained column/set of columns.</w:t>
             </w:r>
@@ -2680,9 +2919,16 @@
             <w:vAlign w:val="center"/>
           </w:tcPr>
           <w:p>
+            <w:pPr>
+              <w:rPr>
+                <w:sz w:val="24"/>
+                <w:szCs w:val="32"/>
+              </w:rPr>
+            </w:pPr>
             <w:r>
               <w:rPr>
-                <w:sz w:val="19"/>
+                <w:sz w:val="24"/>
+                <w:szCs w:val="32"/>
               </w:rPr>
               <w:t>Multiple UNIQUE constraints can exist in a table.</w:t>
             </w:r>
@@ -2696,9 +2942,16 @@
             <w:vAlign w:val="center"/>
           </w:tcPr>
           <w:p>
+            <w:pPr>
+              <w:rPr>
+                <w:sz w:val="24"/>
+                <w:szCs w:val="32"/>
+              </w:rPr>
+            </w:pPr>
             <w:r>
               <w:rPr>
-                <w:sz w:val="19"/>
+                <w:sz w:val="24"/>
+                <w:szCs w:val="32"/>
               </w:rPr>
               <w:t>NOT NULL</w:t>
             </w:r>
@@ -2710,9 +2963,16 @@
             <w:vAlign w:val="center"/>
           </w:tcPr>
           <w:p>
+            <w:pPr>
+              <w:rPr>
+                <w:sz w:val="24"/>
+                <w:szCs w:val="32"/>
+              </w:rPr>
+            </w:pPr>
             <w:r>
               <w:rPr>
-                <w:sz w:val="19"/>
+                <w:sz w:val="24"/>
+                <w:szCs w:val="32"/>
               </w:rPr>
               <w:t>Prevents NULL values.</w:t>
             </w:r>
@@ -2724,9 +2984,16 @@
             <w:vAlign w:val="center"/>
           </w:tcPr>
           <w:p>
+            <w:pPr>
+              <w:rPr>
+                <w:sz w:val="24"/>
+                <w:szCs w:val="32"/>
+              </w:rPr>
+            </w:pPr>
             <w:r>
               <w:rPr>
-                <w:sz w:val="19"/>
+                <w:sz w:val="24"/>
+                <w:szCs w:val="32"/>
               </w:rPr>
               <w:t>Applied to a column.</w:t>
             </w:r>
@@ -2740,10 +3007,18 @@
             <w:vAlign w:val="center"/>
           </w:tcPr>
           <w:p>
+            <w:pPr>
+              <w:rPr>
+                <w:sz w:val="24"/>
+                <w:szCs w:val="32"/>
+              </w:rPr>
+            </w:pPr>
             <w:r>
               <w:rPr>
-                <w:sz w:val="19"/>
+                <w:sz w:val="24"/>
+                <w:szCs w:val="32"/>
               </w:rPr>
+              <w:lastRenderedPageBreak/>
               <w:t>CHECK</w:t>
             </w:r>
           </w:p>
@@ -2754,9 +3029,16 @@
             <w:vAlign w:val="center"/>
           </w:tcPr>
           <w:p>
+            <w:pPr>
+              <w:rPr>
+                <w:sz w:val="24"/>
+                <w:szCs w:val="32"/>
+              </w:rPr>
+            </w:pPr>
             <w:r>
               <w:rPr>
-                <w:sz w:val="19"/>
+                <w:sz w:val="24"/>
+                <w:szCs w:val="32"/>
               </w:rPr>
               <w:t>Enforces a condition.</w:t>
             </w:r>
@@ -2768,9 +3050,16 @@
             <w:vAlign w:val="center"/>
           </w:tcPr>
           <w:p>
+            <w:pPr>
+              <w:rPr>
+                <w:sz w:val="24"/>
+                <w:szCs w:val="32"/>
+              </w:rPr>
+            </w:pPr>
             <w:r>
               <w:rPr>
-                <w:sz w:val="19"/>
+                <w:sz w:val="24"/>
+                <w:szCs w:val="32"/>
               </w:rPr>
               <w:t>Value must satisfy the condition.</w:t>
             </w:r>
@@ -2784,9 +3073,16 @@
             <w:vAlign w:val="center"/>
           </w:tcPr>
           <w:p>
+            <w:pPr>
+              <w:rPr>
+                <w:sz w:val="24"/>
+                <w:szCs w:val="32"/>
+              </w:rPr>
+            </w:pPr>
             <w:r>
               <w:rPr>
-                <w:sz w:val="19"/>
+                <w:sz w:val="24"/>
+                <w:szCs w:val="32"/>
               </w:rPr>
               <w:t>PRIMARY KEY</w:t>
             </w:r>
@@ -2798,9 +3094,16 @@
             <w:vAlign w:val="center"/>
           </w:tcPr>
           <w:p>
+            <w:pPr>
+              <w:rPr>
+                <w:sz w:val="24"/>
+                <w:szCs w:val="32"/>
+              </w:rPr>
+            </w:pPr>
             <w:r>
               <w:rPr>
-                <w:sz w:val="19"/>
+                <w:sz w:val="24"/>
+                <w:szCs w:val="32"/>
               </w:rPr>
               <w:t>Uniquely identifies each row.</w:t>
             </w:r>
@@ -2812,9 +3115,16 @@
             <w:vAlign w:val="center"/>
           </w:tcPr>
           <w:p>
+            <w:pPr>
+              <w:rPr>
+                <w:sz w:val="24"/>
+                <w:szCs w:val="32"/>
+              </w:rPr>
+            </w:pPr>
             <w:r>
               <w:rPr>
-                <w:sz w:val="19"/>
+                <w:sz w:val="24"/>
+                <w:szCs w:val="32"/>
               </w:rPr>
               <w:t>Unique and NOT NULL; one primary key constraint per table.</w:t>
             </w:r>
@@ -2828,9 +3138,16 @@
             <w:vAlign w:val="center"/>
           </w:tcPr>
           <w:p>
+            <w:pPr>
+              <w:rPr>
+                <w:sz w:val="24"/>
+                <w:szCs w:val="32"/>
+              </w:rPr>
+            </w:pPr>
             <w:r>
               <w:rPr>
-                <w:sz w:val="19"/>
+                <w:sz w:val="24"/>
+                <w:szCs w:val="32"/>
               </w:rPr>
               <w:t>FOREIGN KEY</w:t>
             </w:r>
@@ -2842,18 +3159,18 @@
             <w:vAlign w:val="center"/>
           </w:tcPr>
           <w:p>
+            <w:pPr>
+              <w:rPr>
+                <w:sz w:val="24"/>
+                <w:szCs w:val="32"/>
+              </w:rPr>
+            </w:pPr>
             <w:r>
               <w:rPr>
-                <w:sz w:val="19"/>
+                <w:sz w:val="24"/>
+                <w:szCs w:val="32"/>
               </w:rPr>
-              <w:t xml:space="preserve">Establishes a relationship with </w:t>
-            </w:r>
-            <w:r>
-              <w:rPr>
-                <w:sz w:val="19"/>
-              </w:rPr>
-              <w:lastRenderedPageBreak/>
-              <w:t>another table.</w:t>
+              <w:t>Establishes a relationship with another table.</w:t>
             </w:r>
           </w:p>
         </w:tc>
@@ -2863,19 +3180,18 @@
             <w:vAlign w:val="center"/>
           </w:tcPr>
           <w:p>
+            <w:pPr>
+              <w:rPr>
+                <w:sz w:val="24"/>
+                <w:szCs w:val="32"/>
+              </w:rPr>
+            </w:pPr>
             <w:r>
               <w:rPr>
-                <w:sz w:val="19"/>
+                <w:sz w:val="24"/>
+                <w:szCs w:val="32"/>
               </w:rPr>
-              <w:lastRenderedPageBreak/>
-              <w:t xml:space="preserve">References a candidate/primary key in </w:t>
-            </w:r>
-            <w:r>
-              <w:rPr>
-                <w:sz w:val="19"/>
-              </w:rPr>
-              <w:lastRenderedPageBreak/>
-              <w:t>the parent table.</w:t>
+              <w:t>References a candidate/primary key in the parent table.</w:t>
             </w:r>
           </w:p>
         </w:tc>
@@ -2886,7 +3202,6 @@
         <w:pStyle w:val="Heading2"/>
       </w:pPr>
       <w:r>
-        <w:lastRenderedPageBreak/>
         <w:t>5.1 UNIQUE</w:t>
       </w:r>
     </w:p>
@@ -2904,9 +3219,6 @@
     <w:p>
       <w:pPr>
         <w:pStyle w:val="SQLCode"/>
-        <w:rPr>
-          <w:rFonts w:hint="eastAsia"/>
-        </w:rPr>
       </w:pPr>
       <w:r>
         <w:t>email VARCHAR2(100) UNIQUE</w:t>
@@ -2934,9 +3246,6 @@
     <w:p>
       <w:pPr>
         <w:pStyle w:val="SQLCode"/>
-        <w:rPr>
-          <w:rFonts w:hint="eastAsia"/>
-        </w:rPr>
       </w:pPr>
       <w:r>
         <w:t>name VARCHAR2(50) NOT NULL</w:t>
@@ -2964,9 +3273,6 @@
     <w:p>
       <w:pPr>
         <w:pStyle w:val="SQLCode"/>
-        <w:rPr>
-          <w:rFonts w:hint="eastAsia"/>
-        </w:rPr>
       </w:pPr>
       <w:r>
         <w:t>age NUMBER(3) CHECK (age &gt;= 18)</w:t>
@@ -3083,7 +3389,6 @@
       <w:pPr>
         <w:pStyle w:val="SQLCode"/>
         <w:rPr>
-          <w:rFonts w:hint="eastAsia"/>
           <w:sz w:val="24"/>
           <w:szCs w:val="24"/>
         </w:rPr>
@@ -3207,7 +3512,6 @@
       <w:pPr>
         <w:pStyle w:val="SQLCode"/>
         <w:rPr>
-          <w:rFonts w:hint="eastAsia"/>
           <w:sz w:val="24"/>
           <w:szCs w:val="24"/>
         </w:rPr>
@@ -3224,7 +3528,6 @@
       <w:pPr>
         <w:pStyle w:val="SQLCode"/>
         <w:rPr>
-          <w:rFonts w:hint="eastAsia"/>
           <w:sz w:val="24"/>
           <w:szCs w:val="24"/>
         </w:rPr>
@@ -3241,7 +3544,6 @@
       <w:pPr>
         <w:pStyle w:val="SQLCode"/>
         <w:rPr>
-          <w:rFonts w:hint="eastAsia"/>
           <w:sz w:val="24"/>
           <w:szCs w:val="24"/>
         </w:rPr>
@@ -3258,7 +3560,6 @@
       <w:pPr>
         <w:pStyle w:val="SQLCode"/>
         <w:rPr>
-          <w:rFonts w:hint="eastAsia"/>
           <w:sz w:val="24"/>
           <w:szCs w:val="24"/>
         </w:rPr>
@@ -3268,6 +3569,7 @@
           <w:sz w:val="24"/>
           <w:szCs w:val="24"/>
         </w:rPr>
+        <w:lastRenderedPageBreak/>
         <w:t>);</w:t>
       </w:r>
     </w:p>
@@ -3275,7 +3577,6 @@
       <w:pPr>
         <w:pStyle w:val="SQLCode"/>
         <w:rPr>
-          <w:rFonts w:hint="eastAsia"/>
           <w:sz w:val="24"/>
           <w:szCs w:val="24"/>
         </w:rPr>
@@ -3285,7 +3586,6 @@
       <w:pPr>
         <w:pStyle w:val="SQLCode"/>
         <w:rPr>
-          <w:rFonts w:hint="eastAsia"/>
           <w:sz w:val="24"/>
           <w:szCs w:val="24"/>
         </w:rPr>
@@ -3302,7 +3602,6 @@
       <w:pPr>
         <w:pStyle w:val="SQLCode"/>
         <w:rPr>
-          <w:rFonts w:hint="eastAsia"/>
           <w:sz w:val="24"/>
           <w:szCs w:val="24"/>
         </w:rPr>
@@ -3319,7 +3618,6 @@
       <w:pPr>
         <w:pStyle w:val="SQLCode"/>
         <w:rPr>
-          <w:rFonts w:hint="eastAsia"/>
           <w:sz w:val="24"/>
           <w:szCs w:val="24"/>
         </w:rPr>
@@ -3336,7 +3634,6 @@
       <w:pPr>
         <w:pStyle w:val="SQLCode"/>
         <w:rPr>
-          <w:rFonts w:hint="eastAsia"/>
           <w:sz w:val="24"/>
           <w:szCs w:val="24"/>
         </w:rPr>
@@ -3346,7 +3643,6 @@
           <w:sz w:val="24"/>
           <w:szCs w:val="24"/>
         </w:rPr>
-        <w:lastRenderedPageBreak/>
         <w:t xml:space="preserve">    dept_id NUMBER,</w:t>
       </w:r>
     </w:p>
@@ -3354,7 +3650,6 @@
       <w:pPr>
         <w:pStyle w:val="SQLCode"/>
         <w:rPr>
-          <w:rFonts w:hint="eastAsia"/>
           <w:sz w:val="24"/>
           <w:szCs w:val="24"/>
         </w:rPr>
@@ -3371,7 +3666,6 @@
       <w:pPr>
         <w:pStyle w:val="SQLCode"/>
         <w:rPr>
-          <w:rFonts w:hint="eastAsia"/>
           <w:sz w:val="24"/>
           <w:szCs w:val="24"/>
         </w:rPr>
@@ -3960,7 +4254,6 @@
       <w:pPr>
         <w:pStyle w:val="SQLCode"/>
         <w:rPr>
-          <w:rFonts w:hint="eastAsia"/>
           <w:sz w:val="24"/>
           <w:szCs w:val="24"/>
         </w:rPr>
@@ -4012,12 +4305,31 @@
     <w:p>
       <w:pPr>
         <w:pStyle w:val="SQLCode"/>
-        <w:rPr>
-          <w:rFonts w:hint="eastAsia"/>
-        </w:rPr>
-      </w:pPr>
-      <w:r>
-        <w:t>SELECT name, salary FROM employee;</w:t>
+      </w:pPr>
+      <w:r>
+        <w:t xml:space="preserve">SELECT </w:t>
+      </w:r>
+      <w:r>
+        <w:t>*/[DISTINCT]</w:t>
+      </w:r>
+      <w:proofErr w:type="spellStart"/>
+      <w:r>
+        <w:t>Col_Name</w:t>
+      </w:r>
+      <w:proofErr w:type="spellEnd"/>
+      <w:r>
+        <w:t xml:space="preserve"> / </w:t>
+      </w:r>
+      <w:proofErr w:type="gramStart"/>
+      <w:r>
+        <w:t>Expression[</w:t>
+      </w:r>
+      <w:proofErr w:type="gramEnd"/>
+      <w:r>
+        <w:t>Alias]</w:t>
+      </w:r>
+      <w:r>
+        <w:t>;</w:t>
       </w:r>
     </w:p>
     <w:p>
@@ -4033,6 +4345,7 @@
           <w:sz w:val="28"/>
           <w:szCs w:val="28"/>
         </w:rPr>
+        <w:lastRenderedPageBreak/>
         <w:t>7.3 Selection</w:t>
       </w:r>
     </w:p>
@@ -4062,9 +4375,6 @@
     <w:p>
       <w:pPr>
         <w:pStyle w:val="SQLCode"/>
-        <w:rPr>
-          <w:rFonts w:hint="eastAsia"/>
-        </w:rPr>
       </w:pPr>
       <w:r>
         <w:t>SELECT * FROM employee WHERE salary &gt; 50000;</w:t>
@@ -4075,7 +4385,6 @@
         <w:pStyle w:val="Heading2"/>
       </w:pPr>
       <w:r>
-        <w:lastRenderedPageBreak/>
         <w:t>7.4 JOIN</w:t>
       </w:r>
     </w:p>
@@ -4099,9 +4408,6 @@
     <w:p>
       <w:pPr>
         <w:pStyle w:val="SQLCode"/>
-        <w:rPr>
-          <w:rFonts w:hint="eastAsia"/>
-        </w:rPr>
       </w:pPr>
       <w:r>
         <w:t>SELECT e.emp_name, d.dept_name</w:t>
@@ -4110,9 +4416,6 @@
     <w:p>
       <w:pPr>
         <w:pStyle w:val="SQLCode"/>
-        <w:rPr>
-          <w:rFonts w:hint="eastAsia"/>
-        </w:rPr>
       </w:pPr>
       <w:r>
         <w:t>FROM Employee e</w:t>
@@ -4121,9 +4424,6 @@
     <w:p>
       <w:pPr>
         <w:pStyle w:val="SQLCode"/>
-        <w:rPr>
-          <w:rFonts w:hint="eastAsia"/>
-        </w:rPr>
       </w:pPr>
       <w:r>
         <w:t>JOIN Department d</w:t>
@@ -4132,9 +4432,6 @@
     <w:p>
       <w:pPr>
         <w:pStyle w:val="SQLCode"/>
-        <w:rPr>
-          <w:rFonts w:hint="eastAsia"/>
-        </w:rPr>
       </w:pPr>
       <w:r>
         <w:t xml:space="preserve">  ON e.dept_id = d.dept_id;</w:t>
@@ -4159,9 +4456,6 @@
     <w:p>
       <w:pPr>
         <w:pStyle w:val="SQLCode"/>
-        <w:rPr>
-          <w:rFonts w:hint="eastAsia"/>
-        </w:rPr>
       </w:pPr>
       <w:r>
         <w:t>SELECT [DISTINCT] column_name | expression [AS alias]</w:t>
@@ -4170,9 +4464,6 @@
     <w:p>
       <w:pPr>
         <w:pStyle w:val="SQLCode"/>
-        <w:rPr>
-          <w:rFonts w:hint="eastAsia"/>
-        </w:rPr>
       </w:pPr>
       <w:r>
         <w:t>FROM table_name;</w:t>
@@ -4388,7 +4679,6 @@
       <w:pPr>
         <w:pStyle w:val="SQLCode"/>
         <w:rPr>
-          <w:rFonts w:hint="eastAsia"/>
           <w:sz w:val="24"/>
           <w:szCs w:val="24"/>
         </w:rPr>
@@ -4438,6 +4728,7 @@
         <w:pStyle w:val="Heading1"/>
       </w:pPr>
       <w:r>
+        <w:lastRenderedPageBreak/>
         <w:t>10. DISTINCT</w:t>
       </w:r>
     </w:p>
@@ -4495,7 +4786,6 @@
           <w:sz w:val="24"/>
           <w:szCs w:val="28"/>
         </w:rPr>
-        <w:lastRenderedPageBreak/>
         <w:t>It applies to the complete combination of selected expressions/columns.</w:t>
       </w:r>
     </w:p>
@@ -4519,9 +4809,6 @@
     <w:p>
       <w:pPr>
         <w:pStyle w:val="SQLCode"/>
-        <w:rPr>
-          <w:rFonts w:hint="eastAsia"/>
-        </w:rPr>
       </w:pPr>
       <w:r>
         <w:t>SELECT DISTINCT department_id FROM employee;</w:t>
@@ -4530,9 +4817,6 @@
     <w:p>
       <w:pPr>
         <w:pStyle w:val="SQLCode"/>
-        <w:rPr>
-          <w:rFonts w:hint="eastAsia"/>
-        </w:rPr>
       </w:pPr>
       <w:r>
         <w:t>SELECT DISTINCT department_id, job_id FROM employee;</w:t>
@@ -4572,9 +4856,6 @@
     <w:p>
       <w:pPr>
         <w:pStyle w:val="SQLCode"/>
-        <w:rPr>
-          <w:rFonts w:hint="eastAsia"/>
-        </w:rPr>
       </w:pPr>
       <w:r>
         <w:t>SELECT salary * 12 FROM employee;</w:t>
@@ -4583,9 +4864,6 @@
     <w:p>
       <w:pPr>
         <w:pStyle w:val="SQLCode"/>
-        <w:rPr>
-          <w:rFonts w:hint="eastAsia"/>
-        </w:rPr>
       </w:pPr>
       <w:r>
         <w:t>SELECT salary + bonus FROM employee;</w:t>
@@ -4676,9 +4954,6 @@
     <w:p>
       <w:pPr>
         <w:pStyle w:val="SQLCode"/>
-        <w:rPr>
-          <w:rFonts w:hint="eastAsia"/>
-        </w:rPr>
       </w:pPr>
       <w:r>
         <w:t>SELECT salary * 12 AS annual_salary</w:t>
@@ -4687,9 +4962,6 @@
     <w:p>
       <w:pPr>
         <w:pStyle w:val="SQLCode"/>
-        <w:rPr>
-          <w:rFonts w:hint="eastAsia"/>
-        </w:rPr>
       </w:pPr>
       <w:r>
         <w:t>FROM employee;</w:t>
@@ -4698,9 +4970,6 @@
     <w:p>
       <w:pPr>
         <w:pStyle w:val="SQLCode"/>
-        <w:rPr>
-          <w:rFonts w:hint="eastAsia"/>
-        </w:rPr>
       </w:pPr>
       <w:r>
         <w:t>SELECT salary * 12 annual_salary</w:t>
@@ -4709,330 +4978,21 @@
     <w:p>
       <w:pPr>
         <w:pStyle w:val="SQLCode"/>
-        <w:rPr>
-          <w:rFonts w:hint="eastAsia"/>
-        </w:rPr>
-      </w:pPr>
-      <w:r>
-        <w:t>FROM employee;</w:t>
-      </w:r>
-    </w:p>
-    <w:p>
-      <w:pPr>
-        <w:pStyle w:val="Heading1"/>
-      </w:pPr>
-      <w:r>
-        <w:t>13. Complete Example — Putting the Concepts Together</w:t>
-      </w:r>
+      </w:pPr>
+      <w:r>
+        <w:t xml:space="preserve">FROM </w:t>
+      </w:r>
+      <w:proofErr w:type="gramStart"/>
+      <w:r>
+        <w:t>employee;</w:t>
+      </w:r>
+      <w:proofErr w:type="gramEnd"/>
     </w:p>
     <w:p>
       <w:pPr>
         <w:pStyle w:val="SQLCode"/>
-        <w:rPr>
-          <w:rFonts w:hint="eastAsia"/>
-        </w:rPr>
-      </w:pPr>
-      <w:r>
-        <w:t>CREATE TABLE Employee (</w:t>
-      </w:r>
-    </w:p>
-    <w:p>
-      <w:pPr>
-        <w:pStyle w:val="SQLCode"/>
-        <w:rPr>
-          <w:rFonts w:hint="eastAsia"/>
-        </w:rPr>
-      </w:pPr>
-      <w:r>
-        <w:t xml:space="preserve">    emp_id NUMBER PRIMARY KEY,</w:t>
-      </w:r>
-    </w:p>
-    <w:p>
-      <w:pPr>
-        <w:pStyle w:val="SQLCode"/>
-        <w:rPr>
-          <w:rFonts w:hint="eastAsia"/>
-        </w:rPr>
-      </w:pPr>
-      <w:r>
-        <w:t xml:space="preserve">    emp_name VARCHAR2(50) NOT NULL,</w:t>
-      </w:r>
-    </w:p>
-    <w:p>
-      <w:pPr>
-        <w:pStyle w:val="SQLCode"/>
-        <w:rPr>
-          <w:rFonts w:hint="eastAsia"/>
-        </w:rPr>
-      </w:pPr>
-      <w:r>
-        <w:t xml:space="preserve">    department VARCHAR2(30),</w:t>
-      </w:r>
-    </w:p>
-    <w:p>
-      <w:pPr>
-        <w:pStyle w:val="SQLCode"/>
-        <w:rPr>
-          <w:rFonts w:hint="eastAsia"/>
-        </w:rPr>
-      </w:pPr>
-      <w:r>
-        <w:t xml:space="preserve">    salary NUMBER(10,2),</w:t>
-      </w:r>
-    </w:p>
-    <w:p>
-      <w:pPr>
-        <w:pStyle w:val="SQLCode"/>
-        <w:rPr>
-          <w:rFonts w:hint="eastAsia"/>
-        </w:rPr>
-      </w:pPr>
-      <w:r>
-        <w:t xml:space="preserve">    email VARCHAR2(100) UNIQUE,</w:t>
-      </w:r>
-    </w:p>
-    <w:p>
-      <w:pPr>
-        <w:pStyle w:val="SQLCode"/>
-        <w:rPr>
-          <w:rFonts w:hint="eastAsia"/>
-        </w:rPr>
-      </w:pPr>
-      <w:r>
-        <w:t xml:space="preserve">    age NUMBER(3) CHECK (age &gt;= 18)</w:t>
-      </w:r>
-    </w:p>
-    <w:p>
-      <w:pPr>
-        <w:pStyle w:val="SQLCode"/>
-        <w:rPr>
-          <w:rFonts w:hint="eastAsia"/>
-        </w:rPr>
-      </w:pPr>
-      <w:r>
-        <w:t>);</w:t>
-      </w:r>
-    </w:p>
-    <w:p>
-      <w:pPr>
-        <w:pStyle w:val="SQLCode"/>
-        <w:rPr>
-          <w:rFonts w:hint="eastAsia"/>
-        </w:rPr>
-      </w:pPr>
-    </w:p>
-    <w:p>
-      <w:pPr>
-        <w:pStyle w:val="SQLCode"/>
-        <w:rPr>
-          <w:rFonts w:hint="eastAsia"/>
-        </w:rPr>
-      </w:pPr>
-      <w:r>
-        <w:t>SELECT DISTINCT</w:t>
-      </w:r>
-    </w:p>
-    <w:p>
-      <w:pPr>
-        <w:pStyle w:val="SQLCode"/>
-        <w:rPr>
-          <w:rFonts w:hint="eastAsia"/>
-        </w:rPr>
-      </w:pPr>
-      <w:r>
-        <w:t xml:space="preserve">       department AS dept,</w:t>
-      </w:r>
-    </w:p>
-    <w:p>
-      <w:pPr>
-        <w:pStyle w:val="SQLCode"/>
-        <w:rPr>
-          <w:rFonts w:hint="eastAsia"/>
-        </w:rPr>
-      </w:pPr>
-      <w:r>
-        <w:t xml:space="preserve">       salary * 12 AS annual_salary</w:t>
-      </w:r>
-    </w:p>
-    <w:p>
-      <w:pPr>
-        <w:pStyle w:val="SQLCode"/>
-        <w:rPr>
-          <w:rFonts w:hint="eastAsia"/>
-        </w:rPr>
-      </w:pPr>
-      <w:r>
-        <w:lastRenderedPageBreak/>
-        <w:t>FROM Employee</w:t>
-      </w:r>
-    </w:p>
-    <w:p>
-      <w:pPr>
-        <w:pStyle w:val="SQLCode"/>
-        <w:rPr>
-          <w:rFonts w:hint="eastAsia"/>
-        </w:rPr>
-      </w:pPr>
-      <w:r>
-        <w:t>WHERE salary &gt; 30000</w:t>
-      </w:r>
-    </w:p>
-    <w:p>
-      <w:pPr>
-        <w:pStyle w:val="SQLCode"/>
-        <w:rPr>
-          <w:rFonts w:hint="eastAsia"/>
-        </w:rPr>
-      </w:pPr>
-      <w:r>
-        <w:t>ORDER BY annual_salary DESC;</w:t>
-      </w:r>
-    </w:p>
-    <w:p>
-      <w:pPr>
-        <w:pStyle w:val="Heading2"/>
-      </w:pPr>
-      <w:r>
-        <w:t>What this example demonstrates</w:t>
-      </w:r>
-    </w:p>
-    <w:p>
-      <w:pPr>
-        <w:pStyle w:val="ListBullet"/>
-        <w:spacing w:after="40"/>
-        <w:rPr>
-          <w:sz w:val="24"/>
-          <w:szCs w:val="28"/>
-        </w:rPr>
-      </w:pPr>
-      <w:r>
-        <w:rPr>
-          <w:sz w:val="24"/>
-          <w:szCs w:val="28"/>
-        </w:rPr>
-        <w:t>CREATE TABLE and DDL.</w:t>
-      </w:r>
-    </w:p>
-    <w:p>
-      <w:pPr>
-        <w:pStyle w:val="ListBullet"/>
-        <w:spacing w:after="40"/>
-        <w:rPr>
-          <w:sz w:val="24"/>
-          <w:szCs w:val="28"/>
-        </w:rPr>
-      </w:pPr>
-      <w:r>
-        <w:rPr>
-          <w:sz w:val="24"/>
-          <w:szCs w:val="28"/>
-        </w:rPr>
-        <w:t>NUMBER and VARCHAR2 data types.</w:t>
-      </w:r>
-    </w:p>
-    <w:p>
-      <w:pPr>
-        <w:pStyle w:val="ListBullet"/>
-        <w:spacing w:after="40"/>
-        <w:rPr>
-          <w:sz w:val="24"/>
-          <w:szCs w:val="28"/>
-        </w:rPr>
-      </w:pPr>
-      <w:r>
-        <w:rPr>
-          <w:sz w:val="24"/>
-          <w:szCs w:val="28"/>
-        </w:rPr>
-        <w:t>PRIMARY KEY, NOT NULL, UNIQUE, and CHECK constraints.</w:t>
-      </w:r>
-    </w:p>
-    <w:p>
-      <w:pPr>
-        <w:pStyle w:val="ListBullet"/>
-        <w:spacing w:after="40"/>
-        <w:rPr>
-          <w:sz w:val="24"/>
-          <w:szCs w:val="28"/>
-        </w:rPr>
-      </w:pPr>
-      <w:r>
-        <w:rPr>
-          <w:sz w:val="24"/>
-          <w:szCs w:val="28"/>
-        </w:rPr>
-        <w:t>SELECT and projection.</w:t>
-      </w:r>
-    </w:p>
-    <w:p>
-      <w:pPr>
-        <w:pStyle w:val="ListBullet"/>
-        <w:spacing w:after="40"/>
-        <w:rPr>
-          <w:sz w:val="24"/>
-          <w:szCs w:val="28"/>
-        </w:rPr>
-      </w:pPr>
-      <w:r>
-        <w:rPr>
-          <w:sz w:val="24"/>
-          <w:szCs w:val="28"/>
-        </w:rPr>
-        <w:t>DISTINCT.</w:t>
-      </w:r>
-    </w:p>
-    <w:p>
-      <w:pPr>
-        <w:pStyle w:val="ListBullet"/>
-        <w:spacing w:after="40"/>
-        <w:rPr>
-          <w:sz w:val="24"/>
-          <w:szCs w:val="28"/>
-        </w:rPr>
-      </w:pPr>
-      <w:r>
-        <w:rPr>
-          <w:sz w:val="24"/>
-          <w:szCs w:val="28"/>
-        </w:rPr>
-        <w:t>Expressions such as salary * 12.</w:t>
-      </w:r>
-    </w:p>
-    <w:p>
-      <w:pPr>
-        <w:pStyle w:val="ListBullet"/>
-        <w:spacing w:after="40"/>
-        <w:rPr>
-          <w:sz w:val="24"/>
-          <w:szCs w:val="28"/>
-        </w:rPr>
-      </w:pPr>
-      <w:r>
-        <w:rPr>
-          <w:sz w:val="24"/>
-          <w:szCs w:val="28"/>
-        </w:rPr>
-        <w:t>Column aliases using AS.</w:t>
-      </w:r>
-    </w:p>
-    <w:p>
-      <w:pPr>
-        <w:pStyle w:val="ListBullet"/>
-        <w:spacing w:after="40"/>
-        <w:rPr>
-          <w:sz w:val="24"/>
-          <w:szCs w:val="28"/>
-        </w:rPr>
-      </w:pPr>
-      <w:r>
-        <w:rPr>
-          <w:sz w:val="24"/>
-          <w:szCs w:val="28"/>
-        </w:rPr>
-        <w:t>WHERE for row selection.</w:t>
-      </w:r>
-    </w:p>
-    <w:p/>
+      </w:pPr>
+    </w:p>
     <w:p>
       <w:pPr>
         <w:jc w:val="center"/>
@@ -5056,12 +5016,410 @@
     <w:p>
       <w:pPr>
         <w:rPr>
+          <w:color w:val="1F497D" w:themeColor="text2"/>
+          <w:sz w:val="28"/>
+          <w:szCs w:val="28"/>
+        </w:rPr>
+      </w:pPr>
+      <w:r>
+        <w:rPr>
+          <w:b/>
+          <w:bCs/>
+          <w:color w:val="1F497D" w:themeColor="text2"/>
+          <w:sz w:val="28"/>
+          <w:szCs w:val="28"/>
+        </w:rPr>
+        <w:t>13. SELECTION:</w:t>
+      </w:r>
+      <w:r>
+        <w:rPr>
+          <w:color w:val="1F497D" w:themeColor="text2"/>
+          <w:sz w:val="28"/>
+          <w:szCs w:val="28"/>
+        </w:rPr>
+        <w:t xml:space="preserve"> </w:t>
+      </w:r>
+    </w:p>
+    <w:p>
+      <w:pPr>
+        <w:rPr>
           <w:sz w:val="24"/>
           <w:szCs w:val="24"/>
         </w:rPr>
       </w:pPr>
-    </w:p>
-    <w:p/>
+      <w:r>
+        <w:rPr>
+          <w:sz w:val="24"/>
+          <w:szCs w:val="24"/>
+        </w:rPr>
+        <w:t xml:space="preserve">It is a process of retrieving the data by selecting both the columns and rows is </w:t>
+      </w:r>
+      <w:r>
+        <w:rPr>
+          <w:sz w:val="24"/>
+          <w:szCs w:val="24"/>
+        </w:rPr>
+        <w:t>known</w:t>
+      </w:r>
+      <w:r>
+        <w:rPr>
+          <w:sz w:val="24"/>
+          <w:szCs w:val="24"/>
+        </w:rPr>
+        <w:t xml:space="preserve"> as </w:t>
+      </w:r>
+      <w:r>
+        <w:rPr>
+          <w:b/>
+          <w:bCs/>
+          <w:sz w:val="24"/>
+          <w:szCs w:val="24"/>
+        </w:rPr>
+        <w:t>Selection</w:t>
+      </w:r>
+      <w:r>
+        <w:rPr>
+          <w:sz w:val="24"/>
+          <w:szCs w:val="24"/>
+        </w:rPr>
+        <w:t>.</w:t>
+      </w:r>
+    </w:p>
+    <w:p>
+      <w:pPr>
+        <w:pStyle w:val="SQLCode"/>
+        <w:ind w:left="0"/>
+        <w:rPr>
+          <w:sz w:val="22"/>
+        </w:rPr>
+      </w:pPr>
+      <w:r>
+        <w:rPr>
+          <w:sz w:val="22"/>
+        </w:rPr>
+        <w:t>SELECT</w:t>
+      </w:r>
+      <w:r>
+        <w:rPr>
+          <w:sz w:val="22"/>
+        </w:rPr>
+        <w:t xml:space="preserve"> *</w:t>
+      </w:r>
+      <w:r>
+        <w:rPr>
+          <w:sz w:val="22"/>
+        </w:rPr>
+        <w:t xml:space="preserve"> [DISTINCT] </w:t>
+      </w:r>
+      <w:proofErr w:type="spellStart"/>
+      <w:r>
+        <w:rPr>
+          <w:sz w:val="22"/>
+        </w:rPr>
+        <w:t>column_name</w:t>
+      </w:r>
+      <w:proofErr w:type="spellEnd"/>
+      <w:r>
+        <w:rPr>
+          <w:sz w:val="22"/>
+        </w:rPr>
+        <w:t xml:space="preserve"> | expression [AS alias]</w:t>
+      </w:r>
+    </w:p>
+    <w:p>
+      <w:pPr>
+        <w:rPr>
+          <w:rFonts w:ascii="Consolas" w:hAnsi="Consolas"/>
+          <w:sz w:val="22"/>
+        </w:rPr>
+      </w:pPr>
+      <w:r>
+        <w:rPr>
+          <w:rFonts w:ascii="Consolas" w:hAnsi="Consolas"/>
+          <w:sz w:val="22"/>
+        </w:rPr>
+        <w:t xml:space="preserve">FROM </w:t>
+      </w:r>
+      <w:proofErr w:type="spellStart"/>
+      <w:r>
+        <w:rPr>
+          <w:rFonts w:ascii="Consolas" w:hAnsi="Consolas"/>
+          <w:sz w:val="22"/>
+        </w:rPr>
+        <w:t>table_name</w:t>
+      </w:r>
+      <w:proofErr w:type="spellEnd"/>
+    </w:p>
+    <w:p>
+      <w:pPr>
+        <w:rPr>
+          <w:rFonts w:ascii="Consolas" w:hAnsi="Consolas"/>
+          <w:sz w:val="22"/>
+        </w:rPr>
+      </w:pPr>
+      <w:r>
+        <w:rPr>
+          <w:rFonts w:ascii="Consolas" w:hAnsi="Consolas"/>
+          <w:sz w:val="22"/>
+        </w:rPr>
+        <w:t>WHERE &lt;Filter Record Condition</w:t>
+      </w:r>
+      <w:proofErr w:type="gramStart"/>
+      <w:r>
+        <w:rPr>
+          <w:rFonts w:ascii="Consolas" w:hAnsi="Consolas"/>
+          <w:sz w:val="22"/>
+        </w:rPr>
+        <w:t>&gt;;</w:t>
+      </w:r>
+      <w:proofErr w:type="gramEnd"/>
+    </w:p>
+    <w:p>
+      <w:pPr>
+        <w:rPr>
+          <w:rFonts w:asciiTheme="minorHAnsi" w:hAnsiTheme="minorHAnsi"/>
+          <w:b/>
+          <w:bCs/>
+          <w:sz w:val="24"/>
+          <w:szCs w:val="24"/>
+        </w:rPr>
+      </w:pPr>
+      <w:r>
+        <w:rPr>
+          <w:rFonts w:asciiTheme="minorHAnsi" w:hAnsiTheme="minorHAnsi"/>
+          <w:b/>
+          <w:bCs/>
+          <w:sz w:val="24"/>
+          <w:szCs w:val="24"/>
+        </w:rPr>
+        <w:lastRenderedPageBreak/>
+        <w:t>Order of Execution:</w:t>
+      </w:r>
+    </w:p>
+    <w:p>
+      <w:pPr>
+        <w:pStyle w:val="ListParagraph"/>
+        <w:numPr>
+          <w:ilvl w:val="0"/>
+          <w:numId w:val="10"/>
+        </w:numPr>
+        <w:rPr>
+          <w:rFonts w:ascii="Consolas" w:hAnsi="Consolas"/>
+          <w:sz w:val="22"/>
+        </w:rPr>
+      </w:pPr>
+      <w:r>
+        <w:rPr>
+          <w:rFonts w:ascii="Consolas" w:hAnsi="Consolas"/>
+          <w:sz w:val="22"/>
+        </w:rPr>
+        <w:t>FROM</w:t>
+      </w:r>
+    </w:p>
+    <w:p>
+      <w:pPr>
+        <w:pStyle w:val="ListParagraph"/>
+        <w:numPr>
+          <w:ilvl w:val="0"/>
+          <w:numId w:val="10"/>
+        </w:numPr>
+        <w:rPr>
+          <w:rFonts w:ascii="Consolas" w:hAnsi="Consolas"/>
+          <w:sz w:val="22"/>
+        </w:rPr>
+      </w:pPr>
+      <w:r>
+        <w:rPr>
+          <w:rFonts w:ascii="Consolas" w:hAnsi="Consolas"/>
+          <w:sz w:val="22"/>
+        </w:rPr>
+        <w:t>WHERE Row by row</w:t>
+      </w:r>
+    </w:p>
+    <w:p>
+      <w:pPr>
+        <w:pStyle w:val="ListParagraph"/>
+        <w:numPr>
+          <w:ilvl w:val="0"/>
+          <w:numId w:val="10"/>
+        </w:numPr>
+        <w:rPr>
+          <w:rFonts w:ascii="Consolas" w:hAnsi="Consolas"/>
+          <w:sz w:val="22"/>
+        </w:rPr>
+      </w:pPr>
+      <w:r>
+        <w:rPr>
+          <w:rFonts w:ascii="Consolas" w:hAnsi="Consolas"/>
+          <w:sz w:val="22"/>
+        </w:rPr>
+        <w:t>SELECT</w:t>
+      </w:r>
+    </w:p>
+    <w:p>
+      <w:pPr>
+        <w:rPr>
+          <w:rFonts w:asciiTheme="minorHAnsi" w:hAnsiTheme="minorHAnsi"/>
+          <w:sz w:val="24"/>
+          <w:szCs w:val="24"/>
+        </w:rPr>
+      </w:pPr>
+      <w:r>
+        <w:rPr>
+          <w:rFonts w:asciiTheme="minorHAnsi" w:hAnsiTheme="minorHAnsi"/>
+          <w:b/>
+          <w:bCs/>
+          <w:color w:val="1F497D" w:themeColor="text2"/>
+          <w:sz w:val="24"/>
+          <w:szCs w:val="24"/>
+        </w:rPr>
+        <w:t>WHERE</w:t>
+      </w:r>
+      <w:r>
+        <w:rPr>
+          <w:rFonts w:asciiTheme="minorHAnsi" w:hAnsiTheme="minorHAnsi"/>
+          <w:color w:val="1F497D" w:themeColor="text2"/>
+          <w:sz w:val="24"/>
+          <w:szCs w:val="24"/>
+        </w:rPr>
+        <w:t xml:space="preserve"> Clause:</w:t>
+      </w:r>
+      <w:r>
+        <w:rPr>
+          <w:rFonts w:asciiTheme="minorHAnsi" w:hAnsiTheme="minorHAnsi"/>
+          <w:sz w:val="24"/>
+          <w:szCs w:val="24"/>
+        </w:rPr>
+        <w:t xml:space="preserve"> </w:t>
+      </w:r>
+    </w:p>
+    <w:p>
+      <w:pPr>
+        <w:pStyle w:val="ListParagraph"/>
+        <w:numPr>
+          <w:ilvl w:val="0"/>
+          <w:numId w:val="11"/>
+        </w:numPr>
+        <w:rPr>
+          <w:rFonts w:asciiTheme="minorHAnsi" w:hAnsiTheme="minorHAnsi"/>
+          <w:sz w:val="24"/>
+          <w:szCs w:val="24"/>
+        </w:rPr>
+      </w:pPr>
+      <w:r>
+        <w:rPr>
+          <w:rFonts w:asciiTheme="minorHAnsi" w:hAnsiTheme="minorHAnsi"/>
+          <w:sz w:val="24"/>
+          <w:szCs w:val="24"/>
+        </w:rPr>
+        <w:t xml:space="preserve">It’s used to filter the records. </w:t>
+      </w:r>
+    </w:p>
+    <w:p>
+      <w:pPr>
+        <w:pStyle w:val="ListParagraph"/>
+        <w:numPr>
+          <w:ilvl w:val="0"/>
+          <w:numId w:val="11"/>
+        </w:numPr>
+        <w:rPr>
+          <w:rFonts w:asciiTheme="minorHAnsi" w:hAnsiTheme="minorHAnsi"/>
+          <w:sz w:val="24"/>
+          <w:szCs w:val="24"/>
+        </w:rPr>
+      </w:pPr>
+      <w:r>
+        <w:rPr>
+          <w:rFonts w:asciiTheme="minorHAnsi" w:hAnsiTheme="minorHAnsi"/>
+          <w:sz w:val="24"/>
+          <w:szCs w:val="24"/>
+        </w:rPr>
+        <w:t>It executes row by row.</w:t>
+      </w:r>
+    </w:p>
+    <w:p>
+      <w:pPr>
+        <w:pStyle w:val="ListParagraph"/>
+        <w:numPr>
+          <w:ilvl w:val="0"/>
+          <w:numId w:val="11"/>
+        </w:numPr>
+        <w:rPr>
+          <w:rFonts w:asciiTheme="minorHAnsi" w:hAnsiTheme="minorHAnsi"/>
+          <w:sz w:val="24"/>
+          <w:szCs w:val="24"/>
+        </w:rPr>
+      </w:pPr>
+      <w:r>
+        <w:rPr>
+          <w:rFonts w:asciiTheme="minorHAnsi" w:hAnsiTheme="minorHAnsi"/>
+          <w:sz w:val="24"/>
+          <w:szCs w:val="24"/>
+        </w:rPr>
+        <w:t>We can pass condition in WHERE clause.</w:t>
+      </w:r>
+    </w:p>
+    <w:p>
+      <w:pPr>
+        <w:pStyle w:val="ListParagraph"/>
+        <w:numPr>
+          <w:ilvl w:val="0"/>
+          <w:numId w:val="11"/>
+        </w:numPr>
+        <w:rPr>
+          <w:rFonts w:asciiTheme="minorHAnsi" w:hAnsiTheme="minorHAnsi"/>
+          <w:sz w:val="24"/>
+          <w:szCs w:val="24"/>
+        </w:rPr>
+      </w:pPr>
+      <w:r>
+        <w:rPr>
+          <w:rFonts w:asciiTheme="minorHAnsi" w:hAnsiTheme="minorHAnsi"/>
+          <w:sz w:val="24"/>
+          <w:szCs w:val="24"/>
+        </w:rPr>
+        <w:t>We can pass multiple conditions in WHERE clause using logical operators.</w:t>
+      </w:r>
+    </w:p>
+    <w:p>
+      <w:pPr>
+        <w:rPr>
+          <w:rFonts w:asciiTheme="minorHAnsi" w:hAnsiTheme="minorHAnsi"/>
+          <w:i/>
+          <w:iCs/>
+          <w:sz w:val="24"/>
+          <w:szCs w:val="24"/>
+        </w:rPr>
+      </w:pPr>
+      <w:r>
+        <w:rPr>
+          <w:rFonts w:asciiTheme="minorHAnsi" w:hAnsiTheme="minorHAnsi"/>
+          <w:i/>
+          <w:iCs/>
+          <w:sz w:val="24"/>
+          <w:szCs w:val="24"/>
+        </w:rPr>
+        <w:t>Syntax: COLNAME OP VALUE</w:t>
+      </w:r>
+    </w:p>
+    <w:p>
+      <w:pPr>
+        <w:rPr>
+          <w:rFonts w:asciiTheme="minorHAnsi" w:hAnsiTheme="minorHAnsi"/>
+          <w:sz w:val="24"/>
+          <w:szCs w:val="24"/>
+        </w:rPr>
+      </w:pPr>
+    </w:p>
+    <w:p>
+      <w:pPr>
+        <w:rPr>
+          <w:rFonts w:asciiTheme="minorHAnsi" w:hAnsiTheme="minorHAnsi"/>
+          <w:sz w:val="24"/>
+          <w:szCs w:val="24"/>
+        </w:rPr>
+      </w:pPr>
+    </w:p>
     <w:sectPr>
       <w:footerReference w:type="default" r:id="rId8"/>
       <w:pgSz w:w="12240" w:h="15840"/>
@@ -5305,6 +5663,184 @@
       <w:rPr>
         <w:rFonts w:ascii="Symbol" w:hAnsi="Symbol" w:hint="default"/>
       </w:rPr>
+    </w:lvl>
+  </w:abstractNum>
+  <w:abstractNum w:abstractNumId="9" w15:restartNumberingAfterBreak="0">
+    <w:nsid w:val="4C9C522C"/>
+    <w:multiLevelType w:val="hybridMultilevel"/>
+    <w:tmpl w:val="9CF4E540"/>
+    <w:lvl w:ilvl="0" w:tplc="4009000F">
+      <w:start w:val="1"/>
+      <w:numFmt w:val="decimal"/>
+      <w:lvlText w:val="%1."/>
+      <w:lvlJc w:val="left"/>
+      <w:pPr>
+        <w:ind w:left="720" w:hanging="360"/>
+      </w:pPr>
+      <w:rPr>
+        <w:rFonts w:hint="default"/>
+      </w:rPr>
+    </w:lvl>
+    <w:lvl w:ilvl="1" w:tplc="40090019" w:tentative="1">
+      <w:start w:val="1"/>
+      <w:numFmt w:val="lowerLetter"/>
+      <w:lvlText w:val="%2."/>
+      <w:lvlJc w:val="left"/>
+      <w:pPr>
+        <w:ind w:left="1440" w:hanging="360"/>
+      </w:pPr>
+    </w:lvl>
+    <w:lvl w:ilvl="2" w:tplc="4009001B" w:tentative="1">
+      <w:start w:val="1"/>
+      <w:numFmt w:val="lowerRoman"/>
+      <w:lvlText w:val="%3."/>
+      <w:lvlJc w:val="right"/>
+      <w:pPr>
+        <w:ind w:left="2160" w:hanging="180"/>
+      </w:pPr>
+    </w:lvl>
+    <w:lvl w:ilvl="3" w:tplc="4009000F" w:tentative="1">
+      <w:start w:val="1"/>
+      <w:numFmt w:val="decimal"/>
+      <w:lvlText w:val="%4."/>
+      <w:lvlJc w:val="left"/>
+      <w:pPr>
+        <w:ind w:left="2880" w:hanging="360"/>
+      </w:pPr>
+    </w:lvl>
+    <w:lvl w:ilvl="4" w:tplc="40090019" w:tentative="1">
+      <w:start w:val="1"/>
+      <w:numFmt w:val="lowerLetter"/>
+      <w:lvlText w:val="%5."/>
+      <w:lvlJc w:val="left"/>
+      <w:pPr>
+        <w:ind w:left="3600" w:hanging="360"/>
+      </w:pPr>
+    </w:lvl>
+    <w:lvl w:ilvl="5" w:tplc="4009001B" w:tentative="1">
+      <w:start w:val="1"/>
+      <w:numFmt w:val="lowerRoman"/>
+      <w:lvlText w:val="%6."/>
+      <w:lvlJc w:val="right"/>
+      <w:pPr>
+        <w:ind w:left="4320" w:hanging="180"/>
+      </w:pPr>
+    </w:lvl>
+    <w:lvl w:ilvl="6" w:tplc="4009000F" w:tentative="1">
+      <w:start w:val="1"/>
+      <w:numFmt w:val="decimal"/>
+      <w:lvlText w:val="%7."/>
+      <w:lvlJc w:val="left"/>
+      <w:pPr>
+        <w:ind w:left="5040" w:hanging="360"/>
+      </w:pPr>
+    </w:lvl>
+    <w:lvl w:ilvl="7" w:tplc="40090019" w:tentative="1">
+      <w:start w:val="1"/>
+      <w:numFmt w:val="lowerLetter"/>
+      <w:lvlText w:val="%8."/>
+      <w:lvlJc w:val="left"/>
+      <w:pPr>
+        <w:ind w:left="5760" w:hanging="360"/>
+      </w:pPr>
+    </w:lvl>
+    <w:lvl w:ilvl="8" w:tplc="4009001B" w:tentative="1">
+      <w:start w:val="1"/>
+      <w:numFmt w:val="lowerRoman"/>
+      <w:lvlText w:val="%9."/>
+      <w:lvlJc w:val="right"/>
+      <w:pPr>
+        <w:ind w:left="6480" w:hanging="180"/>
+      </w:pPr>
+    </w:lvl>
+  </w:abstractNum>
+  <w:abstractNum w:abstractNumId="10" w15:restartNumberingAfterBreak="0">
+    <w:nsid w:val="6DA059D8"/>
+    <w:multiLevelType w:val="hybridMultilevel"/>
+    <w:tmpl w:val="41361528"/>
+    <w:lvl w:ilvl="0" w:tplc="4009000F">
+      <w:start w:val="1"/>
+      <w:numFmt w:val="decimal"/>
+      <w:lvlText w:val="%1."/>
+      <w:lvlJc w:val="left"/>
+      <w:pPr>
+        <w:ind w:left="720" w:hanging="360"/>
+      </w:pPr>
+      <w:rPr>
+        <w:rFonts w:hint="default"/>
+      </w:rPr>
+    </w:lvl>
+    <w:lvl w:ilvl="1" w:tplc="40090019" w:tentative="1">
+      <w:start w:val="1"/>
+      <w:numFmt w:val="lowerLetter"/>
+      <w:lvlText w:val="%2."/>
+      <w:lvlJc w:val="left"/>
+      <w:pPr>
+        <w:ind w:left="1440" w:hanging="360"/>
+      </w:pPr>
+    </w:lvl>
+    <w:lvl w:ilvl="2" w:tplc="4009001B" w:tentative="1">
+      <w:start w:val="1"/>
+      <w:numFmt w:val="lowerRoman"/>
+      <w:lvlText w:val="%3."/>
+      <w:lvlJc w:val="right"/>
+      <w:pPr>
+        <w:ind w:left="2160" w:hanging="180"/>
+      </w:pPr>
+    </w:lvl>
+    <w:lvl w:ilvl="3" w:tplc="4009000F" w:tentative="1">
+      <w:start w:val="1"/>
+      <w:numFmt w:val="decimal"/>
+      <w:lvlText w:val="%4."/>
+      <w:lvlJc w:val="left"/>
+      <w:pPr>
+        <w:ind w:left="2880" w:hanging="360"/>
+      </w:pPr>
+    </w:lvl>
+    <w:lvl w:ilvl="4" w:tplc="40090019" w:tentative="1">
+      <w:start w:val="1"/>
+      <w:numFmt w:val="lowerLetter"/>
+      <w:lvlText w:val="%5."/>
+      <w:lvlJc w:val="left"/>
+      <w:pPr>
+        <w:ind w:left="3600" w:hanging="360"/>
+      </w:pPr>
+    </w:lvl>
+    <w:lvl w:ilvl="5" w:tplc="4009001B" w:tentative="1">
+      <w:start w:val="1"/>
+      <w:numFmt w:val="lowerRoman"/>
+      <w:lvlText w:val="%6."/>
+      <w:lvlJc w:val="right"/>
+      <w:pPr>
+        <w:ind w:left="4320" w:hanging="180"/>
+      </w:pPr>
+    </w:lvl>
+    <w:lvl w:ilvl="6" w:tplc="4009000F" w:tentative="1">
+      <w:start w:val="1"/>
+      <w:numFmt w:val="decimal"/>
+      <w:lvlText w:val="%7."/>
+      <w:lvlJc w:val="left"/>
+      <w:pPr>
+        <w:ind w:left="5040" w:hanging="360"/>
+      </w:pPr>
+    </w:lvl>
+    <w:lvl w:ilvl="7" w:tplc="40090019" w:tentative="1">
+      <w:start w:val="1"/>
+      <w:numFmt w:val="lowerLetter"/>
+      <w:lvlText w:val="%8."/>
+      <w:lvlJc w:val="left"/>
+      <w:pPr>
+        <w:ind w:left="5760" w:hanging="360"/>
+      </w:pPr>
+    </w:lvl>
+    <w:lvl w:ilvl="8" w:tplc="4009001B" w:tentative="1">
+      <w:start w:val="1"/>
+      <w:numFmt w:val="lowerRoman"/>
+      <w:lvlText w:val="%9."/>
+      <w:lvlJc w:val="right"/>
+      <w:pPr>
+        <w:ind w:left="6480" w:hanging="180"/>
+      </w:pPr>
     </w:lvl>
   </w:abstractNum>
   <w:num w:numId="1" w16cid:durableId="533734321">
@@ -5333,6 +5869,12 @@
   </w:num>
   <w:num w:numId="9" w16cid:durableId="1207714836">
     <w:abstractNumId w:val="0"/>
+  </w:num>
+  <w:num w:numId="10" w16cid:durableId="1234849977">
+    <w:abstractNumId w:val="10"/>
+  </w:num>
+  <w:num w:numId="11" w16cid:durableId="2095319065">
+    <w:abstractNumId w:val="9"/>
   </w:num>
 </w:numbering>
 </file>
@@ -5726,7 +6268,7 @@
   <w:style w:type="paragraph" w:default="1" w:styleId="Normal">
     <w:name w:val="Normal"/>
     <w:qFormat/>
-    <w:rsid w:val="00FC693F"/>
+    <w:rsid w:val="00FF4DB8"/>
     <w:rPr>
       <w:rFonts w:ascii="Aptos" w:hAnsi="Aptos"/>
       <w:sz w:val="21"/>
